--- a/public/templates/documentos/procuracao-template.docx
+++ b/public/templates/documentos/procuracao-template.docx
@@ -261,7 +261,7 @@
           <w:sz w:val="24"/>
           <w:szCs w:val="24"/>
         </w:rPr>
-        <w:t xml:space="preserve">{{NOME_CLIENTE}}, </w:t>
+        <w:t xml:space="preserve">GIANI WONDOLINGER DUARTE ANDRADE, </w:t>
       </w:r>
       <w:r>
         <w:rPr>
@@ -269,7 +269,7 @@
           <w:sz w:val="24"/>
           <w:szCs w:val="24"/>
         </w:rPr>
-        <w:t xml:space="preserve">brasileira, em união estável, empresária, portadora do CPF/MF nº {{CPF_CNPJ}}, identidade n. MG-5.016.509 – SSP/MG, residente e domiciliada na Rua Fernando Pessoa, 17 - Residencial </w:t>
+        <w:t xml:space="preserve">brasileira, em união estável, empresária, portadora do CPF/MF nº 758950646-04, identidade n. MG-5.016.509 – SSP/MG, residente e domiciliada na Rua Fernando Pessoa, 17 - Residencial </w:t>
       </w:r>
       <w:proofErr w:type="spellStart"/>
       <w:r>
@@ -497,7 +497,7 @@
           <w:sz w:val="24"/>
           <w:szCs w:val="24"/>
         </w:rPr>
-        <w:t>{{NOME_CLIENTE}}</w:t>
+        <w:t>GIANI WONDOLINGER DUARTE ANDRADE</w:t>
       </w:r>
     </w:p>
     <w:p>

--- a/public/templates/documentos/procuracao-template.docx
+++ b/public/templates/documentos/procuracao-template.docx
@@ -269,7 +269,7 @@
           <w:sz w:val="24"/>
           <w:szCs w:val="24"/>
         </w:rPr>
-        <w:t xml:space="preserve">brasileira, em união estável, empresária, portadora do CPF/MF nº 758950646-04, identidade n. MG-5.016.509 – SSP/MG, residente e domiciliada na Rua Fernando Pessoa, 17 - Residencial </w:t>
+        <w:t xml:space="preserve">brasileira, em união estável, empresária, portadora do CPF/MF nº {{CPF_CNPJ}}, identidade n. {{DOCUMENTO_IDENTIDADE}} – SSP/MG, residente e domiciliada na Rua Fernando Pessoa, 17 - Residencial </w:t>
       </w:r>
       <w:proofErr w:type="spellStart"/>
       <w:r>
